--- a/Итоговое_Соеденительное_ТЗ.docx
+++ b/Итоговое_Соеденительное_ТЗ.docx
@@ -156,6 +156,50 @@
           <w:lang w:val="en-US"/>
         </w:rPr>
         <w:t>-model-path "C:\PokerAI\AI_detect\AutoClick\weights"</w:t>
+      </w:r>
+    </w:p>
+    <w:p>
+      <w:pPr>
+        <w:spacing w:after="0"/>
+        <w:ind w:firstLine="709"/>
+        <w:jc w:val="both"/>
+        <w:rPr>
+          <w:lang w:val="en-US"/>
+        </w:rPr>
+      </w:pPr>
+      <w:r>
+        <w:rPr>
+          <w:lang w:val="en-US"/>
+        </w:rPr>
+        <w:t>C:\Users\user\AppData\Local\Programs\Python\Python312\python.exe pokervision_engine_launcher_v2.py --real --</w:t>
+      </w:r>
+      <w:proofErr w:type="spellStart"/>
+      <w:r>
+        <w:rPr>
+          <w:lang w:val="en-US"/>
+        </w:rPr>
+        <w:t>autoclick</w:t>
+      </w:r>
+      <w:proofErr w:type="spellEnd"/>
+      <w:r>
+        <w:rPr>
+          <w:lang w:val="en-US"/>
+        </w:rPr>
+        <w:t xml:space="preserve"> --</w:t>
+      </w:r>
+      <w:proofErr w:type="spellStart"/>
+      <w:r>
+        <w:rPr>
+          <w:lang w:val="en-US"/>
+        </w:rPr>
+        <w:t>autoclick</w:t>
+      </w:r>
+      <w:proofErr w:type="spellEnd"/>
+      <w:r>
+        <w:rPr>
+          <w:lang w:val="en-US"/>
+        </w:rPr>
+        <w:t>-model-path "C:\PokerAI\AI_detect\AutoClick\weights" --slot-view 1</w:t>
       </w:r>
     </w:p>
     <w:sectPr>
